--- a/tests/golden/docx/sample_revisions.docx
+++ b/tests/golden/docx/sample_revisions.docx
@@ -12,14 +12,97 @@
     </w:p>
     <w:p>
       <w:r>
-        <w:t>这是原始段落内容。</w:t>
+        <w:t>这是无修订的原始段落。</w:t>
       </w:r>
     </w:p>
     <w:p>
       <w:r>
-        <w:t>这是另一段内容，包含删除和插入的标记。</w:t>
+        <w:t>段内插入前的文本，</w:t>
       </w:r>
+      <w:ins w:id="1" w:author="审阅人" w:date="2024-10-13T00:00:00Z">
+        <w:r>
+          <w:t>段内插入的修订文本。</w:t>
+        </w:r>
+      </w:ins>
+      <w:del w:id="2" w:author="审阅人" w:date="2024-10-13T00:00:00Z">
+        <w:r>
+          <w:delText>段内被删除的旧文本。</w:delText>
+        </w:r>
+      </w:del>
     </w:p>
+    <w:p>
+      <w:ins w:id="3" w:author="审阅人" w:date="2024-10-13T00:00:00Z">
+        <w:r>
+          <w:t>整段由修订插入的段落，用于验证正文不丢。</w:t>
+        </w:r>
+      </w:ins>
+    </w:p>
+    <w:p>
+      <w:r>
+        <w:t>只有删除的段落：</w:t>
+      </w:r>
+      <w:del w:id="4" w:author="审阅人" w:date="2024-10-13T00:00:00Z">
+        <w:r>
+          <w:delText>这串按接受口径不应出现。</w:delText>
+        </w:r>
+      </w:del>
+    </w:p>
+    <w:tbl>
+      <w:tblPr>
+        <w:tblW w:type="auto" w:w="0"/>
+        <w:tblLook w:firstColumn="1" w:firstRow="1" w:lastColumn="0" w:lastRow="0" w:noHBand="0" w:noVBand="1" w:val="04A0"/>
+      </w:tblPr>
+      <w:tblGrid>
+        <w:gridCol w:w="4320"/>
+        <w:gridCol w:w="4320"/>
+      </w:tblGrid>
+      <w:tr>
+        <w:tc>
+          <w:tcPr>
+            <w:tcW w:type="dxa" w:w="4320"/>
+          </w:tcPr>
+          <w:p>
+            <w:r>
+              <w:t>项目</w:t>
+            </w:r>
+          </w:p>
+        </w:tc>
+        <w:tc>
+          <w:tcPr>
+            <w:tcW w:type="dxa" w:w="4320"/>
+          </w:tcPr>
+          <w:p>
+            <w:r>
+              <w:t>数值</w:t>
+            </w:r>
+          </w:p>
+        </w:tc>
+      </w:tr>
+      <w:tr>
+        <w:tc>
+          <w:tcPr>
+            <w:tcW w:type="dxa" w:w="4320"/>
+          </w:tcPr>
+          <w:p>
+            <w:r>
+              <w:t>原值</w:t>
+            </w:r>
+          </w:p>
+        </w:tc>
+        <w:tc>
+          <w:tcPr>
+            <w:tcW w:type="dxa" w:w="4320"/>
+          </w:tcPr>
+          <w:p>
+            <w:ins w:id="5" w:author="审阅人" w:date="2024-10-13T00:00:00Z">
+              <w:r>
+                <w:t>修订插入的单元格</w:t>
+              </w:r>
+            </w:ins>
+          </w:p>
+        </w:tc>
+      </w:tr>
+    </w:tbl>
     <w:sectPr>
       <w:pgSz w:w="12240" w:h="15840"/>
       <w:pgMar w:top="1440" w:right="1800" w:bottom="1440" w:left="1800" w:header="720" w:footer="720" w:gutter="0"/>
